--- a/assets/procesos/nuevos-clientes-instalacion/ficha-proceso-nuevos-clientes.docx
+++ b/assets/procesos/nuevos-clientes-instalacion/ficha-proceso-nuevos-clientes.docx
@@ -2326,7 +2326,7 @@
                 <w:b w:val="0"/>
                 <w:sz w:val="20"/>
               </w:rPr>
-              <w:t>Salida hacia Mantenimiento correctivo y reclamos técnicos</w:t>
+              <w:t>Salida hacia Servicio al cliente activo (Mantenimiento correctivo)</w:t>
             </w:r>
           </w:p>
         </w:tc>
@@ -2385,7 +2385,7 @@
                 <w:b w:val="0"/>
                 <w:sz w:val="20"/>
               </w:rPr>
-              <w:t>Salida hacia Atención al cliente activo</w:t>
+              <w:t>Salida hacia Servicio al cliente activo (Atención al cliente activo)</w:t>
             </w:r>
           </w:p>
         </w:tc>
@@ -3056,7 +3056,7 @@
         <w:rPr>
           <w:color w:val="595959"/>
         </w:rPr>
-        <w:t>Nueve procesos en la cadena de valor del cliente y de apoyo, más Monitoreo de alarmas como servicio principal. Nombres tentativos: se modelan de a uno; por ahora solo se fija su alcance.</w:t>
+        <w:t>Nueve procesos en la cadena de valor del cliente y de apoyo, más Monitoreo de alarmas como servicio principal. Nombres tentativos: se modelan de a uno; por ahora solo se fija su alcance. Los procesos 2 a 7 se publican juntos en la web como el proceso Servicio al cliente activo (19/10).</w:t>
       </w:r>
     </w:p>
     <w:tbl>
@@ -3409,7 +3409,7 @@
                 <w:b w:val="0"/>
                 <w:sz w:val="20"/>
               </w:rPr>
-              <w:t>Ficha v0.1 (carpeta 03)</w:t>
+              <w:t>Ficha v0.1 (Servicio al cliente activo)</w:t>
             </w:r>
           </w:p>
         </w:tc>
@@ -3501,7 +3501,7 @@
                 <w:b w:val="0"/>
                 <w:sz w:val="20"/>
               </w:rPr>
-              <w:t>Ficha v0.1 (carpeta 04)</w:t>
+              <w:t>Ficha v0.1 (Servicio al cliente activo)</w:t>
             </w:r>
           </w:p>
         </w:tc>
